--- a/paper/WRRA_M_0_9_EN.docx
+++ b/paper/WRRA_M_0_9_EN.docx
@@ -43,7 +43,7 @@
         <w:jc w:val="left"/>
       </w:pPr>
       <w:r>
-        <w:t xml:space="preserve">WRRA-M 0.9 | 2026-10-01</w:t>
+        <w:t xml:space="preserve">WRRA-M 0.9-r1 | 2026-10-02</w:t>
       </w:r>
     </w:p>
     <w:p>
@@ -97,7 +97,7 @@
         <w:jc w:val="left"/>
       </w:pPr>
       <w:r>
-        <w:t xml:space="preserve">The WRRA-specific transformation takes the address state and spectrum, accumulates admission from a depleted reservoir, closes the three-sector ledger at the recovery boundary, and applies normalized conditional channel routing followed by the computed selection permutation. Outputs are 5%, 26.8% and 68.2%, resident Actual 31.8%, total accounted weight 100%, and a 48-channel ledger. Twenty-six verification groups pass, and all nine 0.8 results and their charge assignments are reproduced unchanged.</w:t>
+        <w:t xml:space="preserve">The WRRA-specific transformation takes the address state and spectrum, accumulates admission from a depleted reservoir, closes the three-sector ledger at the recovery boundary, and applies normalized conditional channel routing followed by the computed selection permutation. Outputs are 5%, 26.8% and 68.2%, resident Actual 31.8%, total accounted weight 100%, and a 48-channel ledger. Twenty-seven verification groups pass, and all nine 0.8 results and their charge assignments are reproduced unchanged.</w:t>
       </w:r>
     </w:p>
     <w:p>
@@ -6711,7 +6711,7 @@
         <w:jc w:val="left"/>
       </w:pPr>
       <w:r>
-        <w:t xml:space="preserve">Version 0.10 must specify physical energy load epsilon_s(n,V), sector coupling and volume dependence. The following relation is a requirement for that interface, not an executed 0.9 output. R=68.2% alone does not determine pressure, and 95:5 alone does not determine length. Existing expansion response and the future causal account of twist remain distinct. The SI defining value of c stays a fixed input.</w:t>
+        <w:t xml:space="preserve">Version 0.10 must specify physical energy load epsilon_s(n,V), sector coupling and volume dependence. The following relation is a requirement for that interface, not an executed 0.9 output. The fixed state mathcal S means the address state, effects and coupling configuration, distinct from pending SOURCE S_k. R=68.2% alone does not determine pressure, and 95:5 alone does not determine length. Existing expansion response and the future causal account of twist remain distinct. The SI defining value of c stays a fixed input.</w:t>
       </w:r>
     </w:p>
     <w:p>
@@ -6988,7 +6988,7 @@
         <w:jc w:val="left"/>
       </w:pPr>
       <w:r>
-        <w:t xml:space="preserve">The 26 groups cover independent primality, frozen upstream code and results, independently checked zeta heights, cumulative products versus depletion, address and frame conservation, Actual denominators, equality of all 0.8 results, nonuniform channel coupling, arbitrary diagonal states and effect positivity on a small coherent state, explicit arithmetic refitting, boundary changes, equal aggregates from different microscopic rules, separate cutoffs, rejection of sixteen invalid inputs, and provenance hashes.</w:t>
+        <w:t xml:space="preserve">The 27 groups cover independent primality, frozen upstream code and results, independently checked zeta heights, cumulative products versus depletion, address and frame conservation, Actual denominators, equality of all 0.8 results, nonuniform channel coupling, arbitrary diagonal states and effect positivity on a small coherent state, explicit arithmetic refitting, boundary changes, equal aggregates from different microscopic rules, separate cutoffs, rejection of sixteen invalid inputs, and provenance hashes. Revision r1 also checks twenty exhaustive sparse-kernel cases; direct positive accumulation preserves zero channel support without negative cancellation residuals.</w:t>
       </w:r>
     </w:p>
     <w:p>
